--- a/mon/toan/khbd/lop12/KHBD_TOAN12_Bai3_DuongTiemCan_T10-13_HoaNhap.docx
+++ b/mon/toan/khbd/lop12/KHBD_TOAN12_Bai3_DuongTiemCan_T10-13_HoaNhap.docx
@@ -122,7 +122,7 @@
           <w:color w:val="C00000"/>
           <w:sz w:val="26"/>
         </w:rPr>
-        <w:t>(KHBD hoà nhập dùng chung. Phạm vi áp dụng: Lớp 12……: 01 HS khuyết tật vận động (nặng) · Các lớp khác: dạy theo phần chung, bỏ qua phần điều chỉnh HSKT.)</w:t>
+        <w:t>(KHBD hoà nhập dùng chung. Phạm vi áp dụng: Lớp 12A3, 12A5, 12A7: 01 HS khuyết tật vận động (nặng) · Các lớp khác: dạy theo phần chung, bỏ qua phần điều chỉnh HSKT.)</w:t>
       </w:r>
     </w:p>
     <w:p>

--- a/mon/toan/khbd/lop12/KHBD_TOAN12_Bai3_DuongTiemCan_T10-13_HoaNhap.docx
+++ b/mon/toan/khbd/lop12/KHBD_TOAN12_Bai3_DuongTiemCan_T10-13_HoaNhap.docx
@@ -122,7 +122,7 @@
           <w:color w:val="C00000"/>
           <w:sz w:val="26"/>
         </w:rPr>
-        <w:t>(KHBD hoà nhập dùng chung. Phạm vi áp dụng: Lớp 12A3, 12A5, 12A7: 01 HS khuyết tật vận động (nặng) · Các lớp khác: dạy theo phần chung, bỏ qua phần điều chỉnh HSKT.)</w:t>
+        <w:t>(KHBD hoà nhập dùng chung. Phạm vi áp dụng: Lớp 12A3, 12A5: 01 HS khuyết tật vận động (nặng) · Lớp 12A7: 01 HS khuyết tật vận động (nặng), 01 HS khuyết tật nhìn (nặng) · Lớp 12A2: 01 HS khuyết tật nhìn (nặng) · Các lớp khác: dạy theo phần chung, bỏ qua phần điều chỉnh HSKT.)</w:t>
       </w:r>
     </w:p>
     <w:p>
@@ -804,6 +804,36 @@
           <w:sz w:val="26"/>
         </w:rPr>
         <w:t xml:space="preserve"> (cong vẹo cột sống, đi lại khó khăn; trí tuệ bình thường, hai tay tốt; không ngồi một tư thế hay cúi viết lâu, không lên bảng, không mang vác): Tìm được phương trình các đường tiệm cận của hàm phân thức đơn giản; dùng máy tính cầm tay (CALC với giá trị x rất lớn hoặc rất gần x₀, TABLE) để dự đoán và kiểm tra giới hạn.</w:t>
+      </w:r>
+    </w:p>
+    <w:p>
+      <w:pPr>
+        <w:spacing w:before="0" w:after="60" w:line="264" w:lineRule="auto"/>
+        <w:ind w:left="340" w:hanging="255"/>
+        <w:jc w:val="both"/>
+      </w:pPr>
+      <w:r>
+        <w:rPr>
+          <w:rFonts w:ascii="Times New Roman" w:hAnsi="Times New Roman" w:eastAsia="Times New Roman"/>
+          <w:sz w:val="26"/>
+        </w:rPr>
+        <w:t>-</w:t>
+        <w:tab/>
+      </w:r>
+      <w:r>
+        <w:rPr>
+          <w:rFonts w:ascii="Times New Roman" w:hAnsi="Times New Roman" w:eastAsia="Times New Roman"/>
+          <w:b/>
+          <w:sz w:val="26"/>
+        </w:rPr>
+        <w:t>Khuyết tật nhìn (nặng)</w:t>
+      </w:r>
+      <w:r>
+        <w:rPr>
+          <w:rFonts w:ascii="Times New Roman" w:hAnsi="Times New Roman" w:eastAsia="Times New Roman"/>
+          <w:sz w:val="26"/>
+        </w:rPr>
+        <w:t xml:space="preserve"> (thị lực kém; nghe hiểu, tính nhẩm tốt; không đọc được chữ cỡ 12 – 13pt, khó nhìn bảng, màn hình, đồ thị nhiều nét, màn hình máy tính cầm tay): Hiểu được ý nghĩa tiệm cận đứng, tiệm cận ngang, tiệm cận xiên qua giới hạn (diễn đạt bằng lời: "x càng lớn thì y càng gần ..."); tìm được tiệm cận của hàm phân thức đơn giản bằng tính giới hạn trên đề in chữ to; miễn nhận dạng tiệm cận qua hình vẽ đồ thị.</w:t>
       </w:r>
     </w:p>
     <w:p>
@@ -1855,6 +1885,36 @@
           <w:sz w:val="26"/>
         </w:rPr>
         <w:t xml:space="preserve"> Phiếu học tập in sẵn đề HĐ, ví dụ, luyện tập và bảng tóm tắt cách tìm 3 loại tiệm cận (đặt trên giá đỡ sách); hình đồ thị in sẵn cho các bài nhận dạng tiệm cận. Đệm tựa lưng, giá đỡ sách; bàn đầu sát lối đi, gần cửa.</w:t>
+      </w:r>
+    </w:p>
+    <w:p>
+      <w:pPr>
+        <w:spacing w:before="0" w:after="60" w:line="264" w:lineRule="auto"/>
+        <w:ind w:left="340" w:hanging="255"/>
+        <w:jc w:val="both"/>
+      </w:pPr>
+      <w:r>
+        <w:rPr>
+          <w:rFonts w:ascii="Times New Roman" w:hAnsi="Times New Roman" w:eastAsia="Times New Roman"/>
+          <w:sz w:val="26"/>
+        </w:rPr>
+        <w:t>-</w:t>
+        <w:tab/>
+      </w:r>
+      <w:r>
+        <w:rPr>
+          <w:rFonts w:ascii="Times New Roman" w:hAnsi="Times New Roman" w:eastAsia="Times New Roman"/>
+          <w:b/>
+          <w:sz w:val="26"/>
+        </w:rPr>
+        <w:t>Khuyết tật nhìn (nặng):</w:t>
+      </w:r>
+      <w:r>
+        <w:rPr>
+          <w:rFonts w:ascii="Times New Roman" w:hAnsi="Times New Roman" w:eastAsia="Times New Roman"/>
+          <w:sz w:val="26"/>
+        </w:rPr>
+        <w:t xml:space="preserve"> Phiếu chữ to giấy trắng ngà, kính lúp, đèn bàn; máy tính cầm tay dán chấm nổi phím 5 và =; bàn đầu chính diện bảng.</w:t>
       </w:r>
     </w:p>
     <w:p>
@@ -3363,7 +3423,7 @@
           <w:color w:val="1F3864"/>
           <w:sz w:val="26"/>
         </w:rPr>
-        <w:t xml:space="preserve"> (Ma trận – dòng HĐ1): KT vận động: HS nêu dự đoán tại chỗ; GV đưa tình huống in sẵn, không yêu cầu chép đề.</w:t>
+        <w:t xml:space="preserve"> (Ma trận – dòng HĐ1): KT vận động: HS nêu dự đoán tại chỗ; GV đưa tình huống in sẵn, không yêu cầu chép đề. · KT nhìn: GV đọc to tình huống mở đầu, mô tả bằng lời hình dạng đồ thị ("đường cong càng ra xa càng sát đường thẳng ..."); HS nêu dự đoán miệng tại chỗ.</w:t>
       </w:r>
     </w:p>
     <w:p>
@@ -12375,7 +12435,50 @@
           <w:color w:val="1F3864"/>
           <w:sz w:val="26"/>
         </w:rPr>
-        <w:t xml:space="preserve"> (Ma trận – dòng HĐ2): KT vận động: HS dùng phiếu in sẵn đề, chỉ ghi các bước chính; hướng dẫn HS dùng máy tính cầm tay tính giới hạn (CALC với x = 10⁶, x = x₀ ± 0,001) để rút ngắn lời giải, dành thời gian tựa lưng nghỉ; trả lời tại chỗ, GV chiếu vở qua điện thoại. Hoạt động kéo dài 3 tiết nên cho HS vươn vai tại chỗ 2 – 3 phút sau mỗi 20 phút.</w:t>
+        <w:t xml:space="preserve"> (Ma trận – dòng HĐ2): KT vận động: HS dùng phiếu in sẵn đề, chỉ ghi các bước chính; hướng dẫn HS dùng máy tính cầm tay tính giới hạn (CALC với x = 10⁶, x = x₀ ± 0,001) để rút ngắn lời giải, dành thời gian tựa lưng nghỉ; trả lời tại chỗ, GV chiếu vở qua điện thoại. Hoạt động kéo dài 3 tiết nên cho HS vươn vai tại chỗ 2 – 3 phút sau mỗi 20 phút. · KT nhìn: Phiếu in chữ to (Arial 20 – 22pt) định nghĩa, HĐ, ví dụ; GV vừa viết vừa đọc to biểu thức, chiều giới hạn (</w:t>
+      </w:r>
+      <m:oMath>
+        <m:r>
+          <m:t>x→+∞</m:t>
+        </m:r>
+      </m:oMath>
+      <w:r>
+        <w:rPr>
+          <w:rFonts w:ascii="Times New Roman" w:hAnsi="Times New Roman" w:eastAsia="Times New Roman"/>
+          <w:color w:val="1F3864"/>
+          <w:sz w:val="26"/>
+        </w:rPr>
+        <w:t xml:space="preserve">, </w:t>
+      </w:r>
+      <m:oMath>
+        <m:r>
+          <m:t>x→</m:t>
+        </m:r>
+        <m:sSubSup>
+          <m:e>
+            <m:r>
+              <m:t>x</m:t>
+            </m:r>
+          </m:e>
+          <m:sub>
+            <m:r>
+              <m:t>0</m:t>
+            </m:r>
+          </m:sub>
+          <m:sup>
+            <m:r>
+              <m:t>+</m:t>
+            </m:r>
+          </m:sup>
+        </m:sSubSup>
+      </m:oMath>
+      <w:r>
+        <w:rPr>
+          <w:rFonts w:ascii="Times New Roman" w:hAnsi="Times New Roman" w:eastAsia="Times New Roman"/>
+          <w:color w:val="1F3864"/>
+          <w:sz w:val="26"/>
+        </w:rPr>
+        <w:t>); HS dùng máy tính cầm tay (bạn cùng bàn đọc kết quả CALC, TABLE) để dự đoán giới hạn; ví dụ nhận dạng tiệm cận qua đồ thị được chuyển sang dạng cho sẵn giới hạn bằng lời; dùng que, dây thép uốn làm mô hình sờ (nếu có); nghỉ mắt 1 – 2 phút sau mỗi 15 – 20 phút.</w:t>
       </w:r>
     </w:p>
     <w:p>
@@ -13867,7 +13970,7 @@
           <w:color w:val="1F3864"/>
           <w:sz w:val="26"/>
         </w:rPr>
-        <w:t xml:space="preserve"> (Ma trận – dòng HĐ3): KT vận động: HS làm Mức 1 – Mức 2 của phiếu phân hoá trên phiếu in sẵn đề; Trạm kiểm chứng AI: nhóm lấy bàn HSKT làm bàn trung tâm, HS làm thư kí đối chiếu. GV chấm tại bàn, không gọi lên bảng.</w:t>
+        <w:t xml:space="preserve"> (Ma trận – dòng HĐ3): KT vận động: HS làm Mức 1 – Mức 2 của phiếu phân hoá trên phiếu in sẵn đề; Trạm kiểm chứng AI: nhóm lấy bàn HSKT làm bàn trung tâm, HS làm thư kí đối chiếu. GV chấm tại bàn, không gọi lên bảng. · KT nhìn: Bài tập phân hoá in chữ to, chỉ chọn câu cho bằng công thức (bỏ câu nhìn đồ thị, bảng biến thiên hoặc đọc bảng biến thiên bằng lời); kiểm tra vấn đáp tại chỗ; Trạm kiểm chứng AI: bạn đọc to lời giải AI, HS chỉ ra lỗi bằng lời.</w:t>
       </w:r>
     </w:p>
     <w:p>
@@ -15002,7 +15105,7 @@
           <w:color w:val="1F3864"/>
           <w:sz w:val="26"/>
         </w:rPr>
-        <w:t xml:space="preserve"> (Ma trận – dòng HĐ4): KT vận động: HS nhận phần việc tính toán, vẽ đồ thị GeoGebra trên điện thoại tại bàn; nộp sản phẩm qua Classroom/Padlet.</w:t>
+        <w:t xml:space="preserve"> (Ma trận – dòng HĐ4): KT vận động: HS nhận phần việc tính toán, vẽ đồ thị GeoGebra trên điện thoại tại bàn; nộp sản phẩm qua Classroom/Padlet. · KT nhìn: HS phụ trách phần tính giới hạn, lập luận và trình bày miệng của nhóm; bạn mô tả đồ thị GeoGebra.</w:t>
       </w:r>
     </w:p>
     <w:p>
@@ -15213,7 +15316,7 @@
           <w:color w:val="1F3864"/>
           <w:sz w:val="26"/>
         </w:rPr>
-        <w:t xml:space="preserve"> (Ma trận – dòng Củng cố): KT vận động: HS làm trắc nghiệm tại chỗ trên điện thoại; cho thêm 3 – 5 phút hoặc hoàn thành ở nhà nếu mệt.</w:t>
+        <w:t xml:space="preserve"> (Ma trận – dòng Củng cố): KT vận động: HS làm trắc nghiệm tại chỗ trên điện thoại; cho thêm 3 – 5 phút hoặc hoàn thành ở nhà nếu mệt. · KT nhìn: HS phóng to bài trắc nghiệm trên điện thoại hoặc bạn cùng bàn đọc đề; cho thêm thời gian hoặc vấn đáp với GV.</w:t>
       </w:r>
     </w:p>
     <w:p>
@@ -21384,6 +21487,36 @@
           <w:sz w:val="26"/>
         </w:rPr>
         <w:t xml:space="preserve"> Chấp nhận lời giải ngắn gọn, các bước bấm máy tính cầm tay ra kết quả đúng ở phép tính phức tạp; không đánh giá phần trình bày bảng. Kiểm tra định kì: +15 – 20 phút, phòng tầng 1.</w:t>
+      </w:r>
+    </w:p>
+    <w:p>
+      <w:pPr>
+        <w:spacing w:before="0" w:after="60" w:line="264" w:lineRule="auto"/>
+        <w:ind w:left="340" w:hanging="255"/>
+        <w:jc w:val="both"/>
+      </w:pPr>
+      <w:r>
+        <w:rPr>
+          <w:rFonts w:ascii="Times New Roman" w:hAnsi="Times New Roman" w:eastAsia="Times New Roman"/>
+          <w:sz w:val="26"/>
+        </w:rPr>
+        <w:t>-</w:t>
+        <w:tab/>
+      </w:r>
+      <w:r>
+        <w:rPr>
+          <w:rFonts w:ascii="Times New Roman" w:hAnsi="Times New Roman" w:eastAsia="Times New Roman"/>
+          <w:b/>
+          <w:sz w:val="26"/>
+        </w:rPr>
+        <w:t>Khuyết tật nhìn (nặng):</w:t>
+      </w:r>
+      <w:r>
+        <w:rPr>
+          <w:rFonts w:ascii="Times New Roman" w:hAnsi="Times New Roman" w:eastAsia="Times New Roman"/>
+          <w:sz w:val="26"/>
+        </w:rPr>
+        <w:t xml:space="preserve"> ưu tiên vấn đáp tại chỗ; phiếu và đề in chữ to 20 – 22pt, lược bỏ câu buộc phải nhìn đồ thị, hình vẽ (thay bằng câu đại số tương đương); HS khoanh trực tiếp trên đề (miễn tô phiếu trắc nghiệm ô nhỏ) hoặc có người đọc đề, ghi hộ đáp án; kiểm tra định kì cộng thêm 20 – 30 phút. Bài củng cố online: HS phóng to trên điện thoại hoặc bạn cùng bàn đọc đề, HS chọn đáp án; có thể làm vấn đáp với GV thay thế.</w:t>
       </w:r>
     </w:p>
     <w:p>
@@ -24927,8 +25060,9 @@
         </w:tblBorders>
       </w:tblPr>
       <w:tblGrid>
-        <w:gridCol w:w="5102"/>
-        <w:gridCol w:w="5102"/>
+        <w:gridCol w:w="3401"/>
+        <w:gridCol w:w="3401"/>
+        <w:gridCol w:w="3401"/>
       </w:tblGrid>
       <w:tr>
         <w:tc>
@@ -24954,7 +25088,7 @@
         </w:tc>
         <w:tc>
           <w:tcPr>
-            <w:tcW w:type="dxa" w:w="8277"/>
+            <w:tcW w:type="dxa" w:w="4139"/>
             <w:shd w:val="clear" w:color="auto" w:fill="DCE6F2"/>
             <w:vAlign w:val="center"/>
           </w:tcPr>
@@ -24970,6 +25104,27 @@
                 <w:sz w:val="22"/>
               </w:rPr>
               <w:t>Khuyết tật vận động (nặng)</w:t>
+            </w:r>
+          </w:p>
+        </w:tc>
+        <w:tc>
+          <w:tcPr>
+            <w:tcW w:type="dxa" w:w="4139"/>
+            <w:shd w:val="clear" w:color="auto" w:fill="DCE6F2"/>
+            <w:vAlign w:val="center"/>
+          </w:tcPr>
+          <w:p>
+            <w:pPr>
+              <w:spacing w:before="0" w:after="20" w:line="264" w:lineRule="auto"/>
+              <w:jc w:val="center"/>
+            </w:pPr>
+            <w:r>
+              <w:rPr>
+                <w:rFonts w:ascii="Times New Roman" w:hAnsi="Times New Roman" w:eastAsia="Times New Roman"/>
+                <w:b/>
+                <w:sz w:val="22"/>
+              </w:rPr>
+              <w:t>Khuyết tật nhìn (nặng)</w:t>
             </w:r>
           </w:p>
         </w:tc>
@@ -24996,7 +25151,7 @@
         </w:tc>
         <w:tc>
           <w:tcPr>
-            <w:tcW w:type="dxa" w:w="8277"/>
+            <w:tcW w:type="dxa" w:w="4139"/>
             <w:vAlign w:val="center"/>
           </w:tcPr>
           <w:p>
@@ -25010,6 +25165,25 @@
                 <w:sz w:val="22"/>
               </w:rPr>
               <w:t>HS nêu dự đoán tại chỗ; GV đưa tình huống in sẵn, không yêu cầu chép đề.</w:t>
+            </w:r>
+          </w:p>
+        </w:tc>
+        <w:tc>
+          <w:tcPr>
+            <w:tcW w:type="dxa" w:w="4139"/>
+            <w:vAlign w:val="center"/>
+          </w:tcPr>
+          <w:p>
+            <w:pPr>
+              <w:spacing w:before="0" w:after="20" w:line="264" w:lineRule="auto"/>
+              <w:jc w:val="left"/>
+            </w:pPr>
+            <w:r>
+              <w:rPr>
+                <w:rFonts w:ascii="Times New Roman" w:hAnsi="Times New Roman" w:eastAsia="Times New Roman"/>
+                <w:sz w:val="22"/>
+              </w:rPr>
+              <w:t>GV đọc to tình huống mở đầu, mô tả bằng lời hình dạng đồ thị ("đường cong càng ra xa càng sát đường thẳng ..."); HS nêu dự đoán miệng tại chỗ.</w:t>
             </w:r>
           </w:p>
         </w:tc>
@@ -25036,7 +25210,7 @@
         </w:tc>
         <w:tc>
           <w:tcPr>
-            <w:tcW w:type="dxa" w:w="8277"/>
+            <w:tcW w:type="dxa" w:w="4139"/>
             <w:vAlign w:val="center"/>
           </w:tcPr>
           <w:p>
@@ -25050,6 +25224,66 @@
                 <w:sz w:val="22"/>
               </w:rPr>
               <w:t>HS dùng phiếu in sẵn đề, chỉ ghi các bước chính; hướng dẫn HS dùng máy tính cầm tay tính giới hạn (CALC với x = 10⁶, x = x₀ ± 0,001) để rút ngắn lời giải, dành thời gian tựa lưng nghỉ; trả lời tại chỗ, GV chiếu vở qua điện thoại. Hoạt động kéo dài 3 tiết nên cho HS vươn vai tại chỗ 2 – 3 phút sau mỗi 20 phút.</w:t>
+            </w:r>
+          </w:p>
+        </w:tc>
+        <w:tc>
+          <w:tcPr>
+            <w:tcW w:type="dxa" w:w="4139"/>
+            <w:vAlign w:val="center"/>
+          </w:tcPr>
+          <w:p>
+            <w:pPr>
+              <w:spacing w:before="0" w:after="20" w:line="264" w:lineRule="auto"/>
+              <w:jc w:val="left"/>
+            </w:pPr>
+            <w:r>
+              <w:rPr>
+                <w:rFonts w:ascii="Times New Roman" w:hAnsi="Times New Roman" w:eastAsia="Times New Roman"/>
+                <w:sz w:val="22"/>
+              </w:rPr>
+              <w:t>Phiếu in chữ to (Arial 20 – 22pt) định nghĩa, HĐ, ví dụ; GV vừa viết vừa đọc to biểu thức, chiều giới hạn (</w:t>
+            </w:r>
+            <m:oMath>
+              <m:r>
+                <m:t>x→+∞</m:t>
+              </m:r>
+            </m:oMath>
+            <w:r>
+              <w:rPr>
+                <w:rFonts w:ascii="Times New Roman" w:hAnsi="Times New Roman" w:eastAsia="Times New Roman"/>
+                <w:sz w:val="22"/>
+              </w:rPr>
+              <w:t xml:space="preserve">, </w:t>
+            </w:r>
+            <m:oMath>
+              <m:r>
+                <m:t>x→</m:t>
+              </m:r>
+              <m:sSubSup>
+                <m:e>
+                  <m:r>
+                    <m:t>x</m:t>
+                  </m:r>
+                </m:e>
+                <m:sub>
+                  <m:r>
+                    <m:t>0</m:t>
+                  </m:r>
+                </m:sub>
+                <m:sup>
+                  <m:r>
+                    <m:t>+</m:t>
+                  </m:r>
+                </m:sup>
+              </m:sSubSup>
+            </m:oMath>
+            <w:r>
+              <w:rPr>
+                <w:rFonts w:ascii="Times New Roman" w:hAnsi="Times New Roman" w:eastAsia="Times New Roman"/>
+                <w:sz w:val="22"/>
+              </w:rPr>
+              <w:t>); HS dùng máy tính cầm tay (bạn cùng bàn đọc kết quả CALC, TABLE) để dự đoán giới hạn; ví dụ nhận dạng tiệm cận qua đồ thị được chuyển sang dạng cho sẵn giới hạn bằng lời; dùng que, dây thép uốn làm mô hình sờ (nếu có); nghỉ mắt 1 – 2 phút sau mỗi 15 – 20 phút.</w:t>
             </w:r>
           </w:p>
         </w:tc>
@@ -25076,7 +25310,7 @@
         </w:tc>
         <w:tc>
           <w:tcPr>
-            <w:tcW w:type="dxa" w:w="8277"/>
+            <w:tcW w:type="dxa" w:w="4139"/>
             <w:vAlign w:val="center"/>
           </w:tcPr>
           <w:p>
@@ -25090,6 +25324,25 @@
                 <w:sz w:val="22"/>
               </w:rPr>
               <w:t>HS làm Mức 1 – Mức 2 của phiếu phân hoá trên phiếu in sẵn đề; Trạm kiểm chứng AI: nhóm lấy bàn HSKT làm bàn trung tâm, HS làm thư kí đối chiếu. GV chấm tại bàn, không gọi lên bảng.</w:t>
+            </w:r>
+          </w:p>
+        </w:tc>
+        <w:tc>
+          <w:tcPr>
+            <w:tcW w:type="dxa" w:w="4139"/>
+            <w:vAlign w:val="center"/>
+          </w:tcPr>
+          <w:p>
+            <w:pPr>
+              <w:spacing w:before="0" w:after="20" w:line="264" w:lineRule="auto"/>
+              <w:jc w:val="left"/>
+            </w:pPr>
+            <w:r>
+              <w:rPr>
+                <w:rFonts w:ascii="Times New Roman" w:hAnsi="Times New Roman" w:eastAsia="Times New Roman"/>
+                <w:sz w:val="22"/>
+              </w:rPr>
+              <w:t>Bài tập phân hoá in chữ to, chỉ chọn câu cho bằng công thức (bỏ câu nhìn đồ thị, bảng biến thiên hoặc đọc bảng biến thiên bằng lời); kiểm tra vấn đáp tại chỗ; Trạm kiểm chứng AI: bạn đọc to lời giải AI, HS chỉ ra lỗi bằng lời.</w:t>
             </w:r>
           </w:p>
         </w:tc>
@@ -25116,7 +25369,7 @@
         </w:tc>
         <w:tc>
           <w:tcPr>
-            <w:tcW w:type="dxa" w:w="8277"/>
+            <w:tcW w:type="dxa" w:w="4139"/>
             <w:vAlign w:val="center"/>
           </w:tcPr>
           <w:p>
@@ -25130,6 +25383,25 @@
                 <w:sz w:val="22"/>
               </w:rPr>
               <w:t>HS nhận phần việc tính toán, vẽ đồ thị GeoGebra trên điện thoại tại bàn; nộp sản phẩm qua Classroom/Padlet.</w:t>
+            </w:r>
+          </w:p>
+        </w:tc>
+        <w:tc>
+          <w:tcPr>
+            <w:tcW w:type="dxa" w:w="4139"/>
+            <w:vAlign w:val="center"/>
+          </w:tcPr>
+          <w:p>
+            <w:pPr>
+              <w:spacing w:before="0" w:after="20" w:line="264" w:lineRule="auto"/>
+              <w:jc w:val="left"/>
+            </w:pPr>
+            <w:r>
+              <w:rPr>
+                <w:rFonts w:ascii="Times New Roman" w:hAnsi="Times New Roman" w:eastAsia="Times New Roman"/>
+                <w:sz w:val="22"/>
+              </w:rPr>
+              <w:t>HS phụ trách phần tính giới hạn, lập luận và trình bày miệng của nhóm; bạn mô tả đồ thị GeoGebra.</w:t>
             </w:r>
           </w:p>
         </w:tc>
@@ -25156,7 +25428,7 @@
         </w:tc>
         <w:tc>
           <w:tcPr>
-            <w:tcW w:type="dxa" w:w="8277"/>
+            <w:tcW w:type="dxa" w:w="4139"/>
             <w:vAlign w:val="center"/>
           </w:tcPr>
           <w:p>
@@ -25170,6 +25442,25 @@
                 <w:sz w:val="22"/>
               </w:rPr>
               <w:t>HS làm trắc nghiệm tại chỗ trên điện thoại; cho thêm 3 – 5 phút hoặc hoàn thành ở nhà nếu mệt.</w:t>
+            </w:r>
+          </w:p>
+        </w:tc>
+        <w:tc>
+          <w:tcPr>
+            <w:tcW w:type="dxa" w:w="4139"/>
+            <w:vAlign w:val="center"/>
+          </w:tcPr>
+          <w:p>
+            <w:pPr>
+              <w:spacing w:before="0" w:after="20" w:line="264" w:lineRule="auto"/>
+              <w:jc w:val="left"/>
+            </w:pPr>
+            <w:r>
+              <w:rPr>
+                <w:rFonts w:ascii="Times New Roman" w:hAnsi="Times New Roman" w:eastAsia="Times New Roman"/>
+                <w:sz w:val="22"/>
+              </w:rPr>
+              <w:t>HS phóng to bài trắc nghiệm trên điện thoại hoặc bạn cùng bàn đọc đề; cho thêm thời gian hoặc vấn đáp với GV.</w:t>
             </w:r>
           </w:p>
         </w:tc>
@@ -25196,7 +25487,7 @@
         </w:tc>
         <w:tc>
           <w:tcPr>
-            <w:tcW w:type="dxa" w:w="8277"/>
+            <w:tcW w:type="dxa" w:w="4139"/>
             <w:vAlign w:val="center"/>
           </w:tcPr>
           <w:p>
@@ -25210,6 +25501,25 @@
                 <w:sz w:val="22"/>
               </w:rPr>
               <w:t>Chấp nhận lời giải ngắn gọn, các bước bấm máy tính cầm tay ra kết quả đúng ở phép tính phức tạp; không đánh giá phần trình bày bảng. Kiểm tra định kì: +15 – 20 phút, phòng tầng 1.</w:t>
+            </w:r>
+          </w:p>
+        </w:tc>
+        <w:tc>
+          <w:tcPr>
+            <w:tcW w:type="dxa" w:w="4139"/>
+            <w:vAlign w:val="center"/>
+          </w:tcPr>
+          <w:p>
+            <w:pPr>
+              <w:spacing w:before="0" w:after="20" w:line="264" w:lineRule="auto"/>
+              <w:jc w:val="left"/>
+            </w:pPr>
+            <w:r>
+              <w:rPr>
+                <w:rFonts w:ascii="Times New Roman" w:hAnsi="Times New Roman" w:eastAsia="Times New Roman"/>
+                <w:sz w:val="22"/>
+              </w:rPr>
+              <w:t>ưu tiên vấn đáp tại chỗ; phiếu và đề in chữ to 20 – 22pt, lược bỏ câu buộc phải nhìn đồ thị, hình vẽ (thay bằng câu đại số tương đương); HS khoanh trực tiếp trên đề (miễn tô phiếu trắc nghiệm ô nhỏ) hoặc có người đọc đề, ghi hộ đáp án; kiểm tra định kì cộng thêm 20 – 30 phút. Bài củng cố online: HS phóng to trên điện thoại hoặc bạn cùng bàn đọc đề, HS chọn đáp án; có thể làm vấn đáp với GV thay thế.</w:t>
             </w:r>
           </w:p>
         </w:tc>

--- a/mon/toan/khbd/lop12/KHBD_TOAN12_Bai3_DuongTiemCan_T10-13_HoaNhap.docx
+++ b/mon/toan/khbd/lop12/KHBD_TOAN12_Bai3_DuongTiemCan_T10-13_HoaNhap.docx
@@ -104,8 +104,8 @@
           <w:b/>
           <w:bCs/>
           <w:color w:val="FF0000"/>
-          <w:sz w:val="28"/>
-          <w:szCs w:val="28"/>
+          <w:sz w:val="24"/>
+          <w:szCs w:val="24"/>
         </w:rPr>
         <w:t>KẾ HOẠCH BÀI DẠY MÔN TOÁN LỚP 12</w:t>
       </w:r>
@@ -117,10 +117,10 @@
       </w:pPr>
       <w:r>
         <w:rPr>
-          <w:rFonts w:ascii="Times New Roman" w:hAnsi="Times New Roman" w:eastAsia="Times New Roman"/>
+          <w:rFonts w:ascii="Times New Roman" w:hAnsi="Times New Roman" w:eastAsia="Times New Roman" w:cs="Times New Roman"/>
           <w:i/>
           <w:color w:val="C00000"/>
-          <w:sz w:val="26"/>
+          <w:sz w:val="24"/>
         </w:rPr>
         <w:t>(KHBD hoà nhập dùng chung. Phạm vi áp dụng: Lớp 12A3, 12A5: 01 HS khuyết tật vận động (nặng) · Lớp 12A7: 01 HS khuyết tật vận động (nặng), 01 HS khuyết tật nhìn (nặng) · Lớp 12A2: 01 HS khuyết tật nhìn (nặng) · Các lớp khác: dạy theo phần chung, bỏ qua phần điều chỉnh HSKT.)</w:t>
       </w:r>
@@ -739,9 +739,9 @@
       </w:pPr>
       <w:r>
         <w:rPr>
-          <w:rFonts w:ascii="Times New Roman" w:hAnsi="Times New Roman" w:eastAsia="Times New Roman"/>
+          <w:rFonts w:ascii="Times New Roman" w:hAnsi="Times New Roman" w:eastAsia="Times New Roman" w:cs="Times New Roman"/>
           <w:b/>
-          <w:sz w:val="26"/>
+          <w:sz w:val="24"/>
         </w:rPr>
         <w:t>4. Mục tiêu đối với học sinh khuyết tật hoà nhập</w:t>
       </w:r>
@@ -754,24 +754,24 @@
       </w:pPr>
       <w:r>
         <w:rPr>
-          <w:rFonts w:ascii="Times New Roman" w:hAnsi="Times New Roman" w:eastAsia="Times New Roman"/>
-          <w:sz w:val="26"/>
+          <w:rFonts w:ascii="Times New Roman" w:hAnsi="Times New Roman" w:eastAsia="Times New Roman" w:cs="Times New Roman"/>
+          <w:sz w:val="24"/>
         </w:rPr>
         <w:t>-</w:t>
         <w:tab/>
       </w:r>
       <w:r>
         <w:rPr>
-          <w:rFonts w:ascii="Times New Roman" w:hAnsi="Times New Roman" w:eastAsia="Times New Roman"/>
+          <w:rFonts w:ascii="Times New Roman" w:hAnsi="Times New Roman" w:eastAsia="Times New Roman" w:cs="Times New Roman"/>
           <w:b/>
-          <w:sz w:val="26"/>
+          <w:sz w:val="24"/>
         </w:rPr>
         <w:t>Yêu cầu chung:</w:t>
       </w:r>
       <w:r>
         <w:rPr>
-          <w:rFonts w:ascii="Times New Roman" w:hAnsi="Times New Roman" w:eastAsia="Times New Roman"/>
-          <w:sz w:val="26"/>
+          <w:rFonts w:ascii="Times New Roman" w:hAnsi="Times New Roman" w:eastAsia="Times New Roman" w:cs="Times New Roman"/>
+          <w:sz w:val="24"/>
         </w:rPr>
         <w:t xml:space="preserve"> Nhận biết được đường tiệm cận đứng, tiệm cận ngang, tiệm cận xiên của đồ thị hàm số qua định nghĩa, bảng biến thiên, đồ thị.</w:t>
       </w:r>
@@ -784,24 +784,24 @@
       </w:pPr>
       <w:r>
         <w:rPr>
-          <w:rFonts w:ascii="Times New Roman" w:hAnsi="Times New Roman" w:eastAsia="Times New Roman"/>
-          <w:sz w:val="26"/>
+          <w:rFonts w:ascii="Times New Roman" w:hAnsi="Times New Roman" w:eastAsia="Times New Roman" w:cs="Times New Roman"/>
+          <w:sz w:val="24"/>
         </w:rPr>
         <w:t>-</w:t>
         <w:tab/>
       </w:r>
       <w:r>
         <w:rPr>
-          <w:rFonts w:ascii="Times New Roman" w:hAnsi="Times New Roman" w:eastAsia="Times New Roman"/>
+          <w:rFonts w:ascii="Times New Roman" w:hAnsi="Times New Roman" w:eastAsia="Times New Roman" w:cs="Times New Roman"/>
           <w:b/>
-          <w:sz w:val="26"/>
+          <w:sz w:val="24"/>
         </w:rPr>
         <w:t>Khuyết tật vận động (nặng)</w:t>
       </w:r>
       <w:r>
         <w:rPr>
-          <w:rFonts w:ascii="Times New Roman" w:hAnsi="Times New Roman" w:eastAsia="Times New Roman"/>
-          <w:sz w:val="26"/>
+          <w:rFonts w:ascii="Times New Roman" w:hAnsi="Times New Roman" w:eastAsia="Times New Roman" w:cs="Times New Roman"/>
+          <w:sz w:val="24"/>
         </w:rPr>
         <w:t xml:space="preserve"> (cong vẹo cột sống, đi lại khó khăn; trí tuệ bình thường, hai tay tốt; không ngồi một tư thế hay cúi viết lâu, không lên bảng, không mang vác): Tìm được phương trình các đường tiệm cận của hàm phân thức đơn giản; dùng máy tính cầm tay (CALC với giá trị x rất lớn hoặc rất gần x₀, TABLE) để dự đoán và kiểm tra giới hạn.</w:t>
       </w:r>
@@ -814,24 +814,24 @@
       </w:pPr>
       <w:r>
         <w:rPr>
-          <w:rFonts w:ascii="Times New Roman" w:hAnsi="Times New Roman" w:eastAsia="Times New Roman"/>
-          <w:sz w:val="26"/>
+          <w:rFonts w:ascii="Times New Roman" w:hAnsi="Times New Roman" w:eastAsia="Times New Roman" w:cs="Times New Roman"/>
+          <w:sz w:val="24"/>
         </w:rPr>
         <w:t>-</w:t>
         <w:tab/>
       </w:r>
       <w:r>
         <w:rPr>
-          <w:rFonts w:ascii="Times New Roman" w:hAnsi="Times New Roman" w:eastAsia="Times New Roman"/>
+          <w:rFonts w:ascii="Times New Roman" w:hAnsi="Times New Roman" w:eastAsia="Times New Roman" w:cs="Times New Roman"/>
           <w:b/>
-          <w:sz w:val="26"/>
+          <w:sz w:val="24"/>
         </w:rPr>
         <w:t>Khuyết tật nhìn (nặng)</w:t>
       </w:r>
       <w:r>
         <w:rPr>
-          <w:rFonts w:ascii="Times New Roman" w:hAnsi="Times New Roman" w:eastAsia="Times New Roman"/>
-          <w:sz w:val="26"/>
+          <w:rFonts w:ascii="Times New Roman" w:hAnsi="Times New Roman" w:eastAsia="Times New Roman" w:cs="Times New Roman"/>
+          <w:sz w:val="24"/>
         </w:rPr>
         <w:t xml:space="preserve"> (thị lực kém; nghe hiểu, tính nhẩm tốt; không đọc được chữ cỡ 12 – 13pt, khó nhìn bảng, màn hình, đồ thị nhiều nét, màn hình máy tính cầm tay): Hiểu được ý nghĩa tiệm cận đứng, tiệm cận ngang, tiệm cận xiên qua giới hạn (diễn đạt bằng lời: "x càng lớn thì y càng gần ..."); tìm được tiệm cận của hàm phân thức đơn giản bằng tính giới hạn trên đề in chữ to; miễn nhận dạng tiệm cận qua hình vẽ đồ thị.</w:t>
       </w:r>
@@ -844,16 +844,16 @@
       </w:pPr>
       <w:r>
         <w:rPr>
-          <w:rFonts w:ascii="Times New Roman" w:hAnsi="Times New Roman" w:eastAsia="Times New Roman"/>
-          <w:sz w:val="26"/>
+          <w:rFonts w:ascii="Times New Roman" w:hAnsi="Times New Roman" w:eastAsia="Times New Roman" w:cs="Times New Roman"/>
+          <w:sz w:val="24"/>
         </w:rPr>
         <w:t>-</w:t>
         <w:tab/>
       </w:r>
       <w:r>
         <w:rPr>
-          <w:rFonts w:ascii="Times New Roman" w:hAnsi="Times New Roman" w:eastAsia="Times New Roman"/>
-          <w:sz w:val="26"/>
+          <w:rFonts w:ascii="Times New Roman" w:hAnsi="Times New Roman" w:eastAsia="Times New Roman" w:cs="Times New Roman"/>
+          <w:sz w:val="24"/>
         </w:rPr>
         <w:t>Theo dõi riêng từng em ở Kế hoạch dạy học học sinh khuyết tật (kế hoạch giáo dục cá nhân) năm học 2026 – 2027 trong hồ sơ tổ chuyên môn.</w:t>
       </w:r>
@@ -1718,9 +1718,9 @@
       </w:pPr>
       <w:r>
         <w:rPr>
-          <w:rFonts w:ascii="Times New Roman" w:hAnsi="Times New Roman" w:eastAsia="Times New Roman"/>
+          <w:rFonts w:ascii="Times New Roman" w:hAnsi="Times New Roman" w:eastAsia="Times New Roman" w:cs="Times New Roman"/>
           <w:b/>
-          <w:sz w:val="26"/>
+          <w:sz w:val="24"/>
         </w:rPr>
         <w:t>3. Thiết kế phổ quát (áp dụng cho cả lớp) và thiết bị hỗ trợ HSKT</w:t>
       </w:r>
@@ -1733,16 +1733,16 @@
       </w:pPr>
       <w:r>
         <w:rPr>
-          <w:rFonts w:ascii="Times New Roman" w:hAnsi="Times New Roman" w:eastAsia="Times New Roman"/>
-          <w:sz w:val="26"/>
+          <w:rFonts w:ascii="Times New Roman" w:hAnsi="Times New Roman" w:eastAsia="Times New Roman" w:cs="Times New Roman"/>
+          <w:sz w:val="24"/>
         </w:rPr>
         <w:t>-</w:t>
         <w:tab/>
       </w:r>
       <w:r>
         <w:rPr>
-          <w:rFonts w:ascii="Times New Roman" w:hAnsi="Times New Roman" w:eastAsia="Times New Roman"/>
-          <w:sz w:val="26"/>
+          <w:rFonts w:ascii="Times New Roman" w:hAnsi="Times New Roman" w:eastAsia="Times New Roman" w:cs="Times New Roman"/>
+          <w:sz w:val="24"/>
         </w:rPr>
         <w:t>Phiếu học tập in sẵn đề, khung bảng biến thiên, hệ trục toạ độ (HS không phải chép đề, kẻ khung); có sẵn bản in chữ to (Arial 18 – 22pt, in đậm) cho HS cần.</w:t>
       </w:r>
@@ -1755,16 +1755,16 @@
       </w:pPr>
       <w:r>
         <w:rPr>
-          <w:rFonts w:ascii="Times New Roman" w:hAnsi="Times New Roman" w:eastAsia="Times New Roman"/>
-          <w:sz w:val="26"/>
+          <w:rFonts w:ascii="Times New Roman" w:hAnsi="Times New Roman" w:eastAsia="Times New Roman" w:cs="Times New Roman"/>
+          <w:sz w:val="24"/>
         </w:rPr>
         <w:t>-</w:t>
         <w:tab/>
       </w:r>
       <w:r>
         <w:rPr>
-          <w:rFonts w:ascii="Times New Roman" w:hAnsi="Times New Roman" w:eastAsia="Times New Roman"/>
-          <w:sz w:val="26"/>
+          <w:rFonts w:ascii="Times New Roman" w:hAnsi="Times New Roman" w:eastAsia="Times New Roman" w:cs="Times New Roman"/>
+          <w:sz w:val="24"/>
         </w:rPr>
         <w:t>GV vừa viết vừa đọc to biểu thức, kí hiệu, dấu (+, −, đạo hàm); mỗi kết luận quan trọng được nói thành lời và viết chữ to, nét đậm.</w:t>
       </w:r>
@@ -1777,16 +1777,16 @@
       </w:pPr>
       <w:r>
         <w:rPr>
-          <w:rFonts w:ascii="Times New Roman" w:hAnsi="Times New Roman" w:eastAsia="Times New Roman"/>
-          <w:sz w:val="26"/>
+          <w:rFonts w:ascii="Times New Roman" w:hAnsi="Times New Roman" w:eastAsia="Times New Roman" w:cs="Times New Roman"/>
+          <w:sz w:val="24"/>
         </w:rPr>
         <w:t>-</w:t>
         <w:tab/>
       </w:r>
       <w:r>
         <w:rPr>
-          <w:rFonts w:ascii="Times New Roman" w:hAnsi="Times New Roman" w:eastAsia="Times New Roman"/>
-          <w:sz w:val="26"/>
+          <w:rFonts w:ascii="Times New Roman" w:hAnsi="Times New Roman" w:eastAsia="Times New Roman" w:cs="Times New Roman"/>
+          <w:sz w:val="24"/>
         </w:rPr>
         <w:t>Bảng biến thiên, đồ thị luôn kèm mô tả bằng lời (đồng biến/nghịch biến trên khoảng nào, cực trị, tiệm cận) – vừa giúp HS khiếm thị, vừa rèn ngôn ngữ toán học cho cả lớp.</w:t>
       </w:r>
@@ -1799,16 +1799,16 @@
       </w:pPr>
       <w:r>
         <w:rPr>
-          <w:rFonts w:ascii="Times New Roman" w:hAnsi="Times New Roman" w:eastAsia="Times New Roman"/>
-          <w:sz w:val="26"/>
+          <w:rFonts w:ascii="Times New Roman" w:hAnsi="Times New Roman" w:eastAsia="Times New Roman" w:cs="Times New Roman"/>
+          <w:sz w:val="24"/>
         </w:rPr>
         <w:t>-</w:t>
         <w:tab/>
       </w:r>
       <w:r>
         <w:rPr>
-          <w:rFonts w:ascii="Times New Roman" w:hAnsi="Times New Roman" w:eastAsia="Times New Roman"/>
-          <w:sz w:val="26"/>
+          <w:rFonts w:ascii="Times New Roman" w:hAnsi="Times New Roman" w:eastAsia="Times New Roman" w:cs="Times New Roman"/>
+          <w:sz w:val="24"/>
         </w:rPr>
         <w:t>Chấp nhận nhiều cách thể hiện kết quả: trả lời tại chỗ, bằng lời, chiếu vở qua điện thoại, thay cho bắt buộc lên bảng.</w:t>
       </w:r>
@@ -1821,16 +1821,16 @@
       </w:pPr>
       <w:r>
         <w:rPr>
-          <w:rFonts w:ascii="Times New Roman" w:hAnsi="Times New Roman" w:eastAsia="Times New Roman"/>
-          <w:sz w:val="26"/>
+          <w:rFonts w:ascii="Times New Roman" w:hAnsi="Times New Roman" w:eastAsia="Times New Roman" w:cs="Times New Roman"/>
+          <w:sz w:val="24"/>
         </w:rPr>
         <w:t>-</w:t>
         <w:tab/>
       </w:r>
       <w:r>
         <w:rPr>
-          <w:rFonts w:ascii="Times New Roman" w:hAnsi="Times New Roman" w:eastAsia="Times New Roman"/>
-          <w:sz w:val="26"/>
+          <w:rFonts w:ascii="Times New Roman" w:hAnsi="Times New Roman" w:eastAsia="Times New Roman" w:cs="Times New Roman"/>
+          <w:sz w:val="24"/>
         </w:rPr>
         <w:t>Sau mỗi 15 – 20 phút có 1 – 2 phút chuyển hoạt động (nghỉ mắt, vươn vai tại chỗ); thảo luận nhóm lấy bàn của HSKT làm bàn trung tâm.</w:t>
       </w:r>
@@ -1843,16 +1843,16 @@
       </w:pPr>
       <w:r>
         <w:rPr>
-          <w:rFonts w:ascii="Times New Roman" w:hAnsi="Times New Roman" w:eastAsia="Times New Roman"/>
-          <w:sz w:val="26"/>
+          <w:rFonts w:ascii="Times New Roman" w:hAnsi="Times New Roman" w:eastAsia="Times New Roman" w:cs="Times New Roman"/>
+          <w:sz w:val="24"/>
         </w:rPr>
         <w:t>-</w:t>
         <w:tab/>
       </w:r>
       <w:r>
         <w:rPr>
-          <w:rFonts w:ascii="Times New Roman" w:hAnsi="Times New Roman" w:eastAsia="Times New Roman"/>
-          <w:sz w:val="26"/>
+          <w:rFonts w:ascii="Times New Roman" w:hAnsi="Times New Roman" w:eastAsia="Times New Roman" w:cs="Times New Roman"/>
+          <w:sz w:val="24"/>
         </w:rPr>
         <w:t>Gửi trước bài giảng (Word/PDF) lên nhóm lớp để HS xem trước, phóng to ở nhà.</w:t>
       </w:r>
@@ -1865,24 +1865,24 @@
       </w:pPr>
       <w:r>
         <w:rPr>
-          <w:rFonts w:ascii="Times New Roman" w:hAnsi="Times New Roman" w:eastAsia="Times New Roman"/>
-          <w:sz w:val="26"/>
+          <w:rFonts w:ascii="Times New Roman" w:hAnsi="Times New Roman" w:eastAsia="Times New Roman" w:cs="Times New Roman"/>
+          <w:sz w:val="24"/>
         </w:rPr>
         <w:t>-</w:t>
         <w:tab/>
       </w:r>
       <w:r>
         <w:rPr>
-          <w:rFonts w:ascii="Times New Roman" w:hAnsi="Times New Roman" w:eastAsia="Times New Roman"/>
+          <w:rFonts w:ascii="Times New Roman" w:hAnsi="Times New Roman" w:eastAsia="Times New Roman" w:cs="Times New Roman"/>
           <w:b/>
-          <w:sz w:val="26"/>
+          <w:sz w:val="24"/>
         </w:rPr>
         <w:t>Khuyết tật vận động (nặng):</w:t>
       </w:r>
       <w:r>
         <w:rPr>
-          <w:rFonts w:ascii="Times New Roman" w:hAnsi="Times New Roman" w:eastAsia="Times New Roman"/>
-          <w:sz w:val="26"/>
+          <w:rFonts w:ascii="Times New Roman" w:hAnsi="Times New Roman" w:eastAsia="Times New Roman" w:cs="Times New Roman"/>
+          <w:sz w:val="24"/>
         </w:rPr>
         <w:t xml:space="preserve"> Phiếu học tập in sẵn đề HĐ, ví dụ, luyện tập và bảng tóm tắt cách tìm 3 loại tiệm cận (đặt trên giá đỡ sách); hình đồ thị in sẵn cho các bài nhận dạng tiệm cận. Đệm tựa lưng, giá đỡ sách; bàn đầu sát lối đi, gần cửa.</w:t>
       </w:r>
@@ -1895,24 +1895,24 @@
       </w:pPr>
       <w:r>
         <w:rPr>
-          <w:rFonts w:ascii="Times New Roman" w:hAnsi="Times New Roman" w:eastAsia="Times New Roman"/>
-          <w:sz w:val="26"/>
+          <w:rFonts w:ascii="Times New Roman" w:hAnsi="Times New Roman" w:eastAsia="Times New Roman" w:cs="Times New Roman"/>
+          <w:sz w:val="24"/>
         </w:rPr>
         <w:t>-</w:t>
         <w:tab/>
       </w:r>
       <w:r>
         <w:rPr>
-          <w:rFonts w:ascii="Times New Roman" w:hAnsi="Times New Roman" w:eastAsia="Times New Roman"/>
+          <w:rFonts w:ascii="Times New Roman" w:hAnsi="Times New Roman" w:eastAsia="Times New Roman" w:cs="Times New Roman"/>
           <w:b/>
-          <w:sz w:val="26"/>
+          <w:sz w:val="24"/>
         </w:rPr>
         <w:t>Khuyết tật nhìn (nặng):</w:t>
       </w:r>
       <w:r>
         <w:rPr>
-          <w:rFonts w:ascii="Times New Roman" w:hAnsi="Times New Roman" w:eastAsia="Times New Roman"/>
-          <w:sz w:val="26"/>
+          <w:rFonts w:ascii="Times New Roman" w:hAnsi="Times New Roman" w:eastAsia="Times New Roman" w:cs="Times New Roman"/>
+          <w:sz w:val="24"/>
         </w:rPr>
         <w:t xml:space="preserve"> Phiếu chữ to giấy trắng ngà, kính lúp, đèn bàn; máy tính cầm tay dán chấm nổi phím 5 và =; bàn đầu chính diện bảng.</w:t>
       </w:r>
@@ -3410,18 +3410,18 @@
       </w:pPr>
       <w:r>
         <w:rPr>
-          <w:rFonts w:ascii="Times New Roman" w:hAnsi="Times New Roman" w:eastAsia="Times New Roman"/>
+          <w:rFonts w:ascii="Times New Roman" w:hAnsi="Times New Roman" w:eastAsia="Times New Roman" w:cs="Times New Roman"/>
           <w:b/>
           <w:color w:val="1F3864"/>
-          <w:sz w:val="26"/>
+          <w:sz w:val="24"/>
         </w:rPr>
         <w:t>Điều chỉnh HSKT</w:t>
       </w:r>
       <w:r>
         <w:rPr>
-          <w:rFonts w:ascii="Times New Roman" w:hAnsi="Times New Roman" w:eastAsia="Times New Roman"/>
+          <w:rFonts w:ascii="Times New Roman" w:hAnsi="Times New Roman" w:eastAsia="Times New Roman" w:cs="Times New Roman"/>
           <w:color w:val="1F3864"/>
-          <w:sz w:val="26"/>
+          <w:sz w:val="24"/>
         </w:rPr>
         <w:t xml:space="preserve"> (Ma trận – dòng HĐ1): KT vận động: HS nêu dự đoán tại chỗ; GV đưa tình huống in sẵn, không yêu cầu chép đề. · KT nhìn: GV đọc to tình huống mở đầu, mô tả bằng lời hình dạng đồ thị ("đường cong càng ra xa càng sát đường thẳng ..."); HS nêu dự đoán miệng tại chỗ.</w:t>
       </w:r>
@@ -12422,18 +12422,18 @@
       </w:pPr>
       <w:r>
         <w:rPr>
-          <w:rFonts w:ascii="Times New Roman" w:hAnsi="Times New Roman" w:eastAsia="Times New Roman"/>
+          <w:rFonts w:ascii="Times New Roman" w:hAnsi="Times New Roman" w:eastAsia="Times New Roman" w:cs="Times New Roman"/>
           <w:b/>
           <w:color w:val="1F3864"/>
-          <w:sz w:val="26"/>
+          <w:sz w:val="24"/>
         </w:rPr>
         <w:t>Điều chỉnh HSKT</w:t>
       </w:r>
       <w:r>
         <w:rPr>
-          <w:rFonts w:ascii="Times New Roman" w:hAnsi="Times New Roman" w:eastAsia="Times New Roman"/>
+          <w:rFonts w:ascii="Times New Roman" w:hAnsi="Times New Roman" w:eastAsia="Times New Roman" w:cs="Times New Roman"/>
           <w:color w:val="1F3864"/>
-          <w:sz w:val="26"/>
+          <w:sz w:val="24"/>
         </w:rPr>
         <w:t xml:space="preserve"> (Ma trận – dòng HĐ2): KT vận động: HS dùng phiếu in sẵn đề, chỉ ghi các bước chính; hướng dẫn HS dùng máy tính cầm tay tính giới hạn (CALC với x = 10⁶, x = x₀ ± 0,001) để rút ngắn lời giải, dành thời gian tựa lưng nghỉ; trả lời tại chỗ, GV chiếu vở qua điện thoại. Hoạt động kéo dài 3 tiết nên cho HS vươn vai tại chỗ 2 – 3 phút sau mỗi 20 phút. · KT nhìn: Phiếu in chữ to (Arial 20 – 22pt) định nghĩa, HĐ, ví dụ; GV vừa viết vừa đọc to biểu thức, chiều giới hạn (</w:t>
       </w:r>
@@ -12444,9 +12444,9 @@
       </m:oMath>
       <w:r>
         <w:rPr>
-          <w:rFonts w:ascii="Times New Roman" w:hAnsi="Times New Roman" w:eastAsia="Times New Roman"/>
+          <w:rFonts w:ascii="Times New Roman" w:hAnsi="Times New Roman" w:eastAsia="Times New Roman" w:cs="Times New Roman"/>
           <w:color w:val="1F3864"/>
-          <w:sz w:val="26"/>
+          <w:sz w:val="24"/>
         </w:rPr>
         <w:t xml:space="preserve">, </w:t>
       </w:r>
@@ -12474,9 +12474,9 @@
       </m:oMath>
       <w:r>
         <w:rPr>
-          <w:rFonts w:ascii="Times New Roman" w:hAnsi="Times New Roman" w:eastAsia="Times New Roman"/>
+          <w:rFonts w:ascii="Times New Roman" w:hAnsi="Times New Roman" w:eastAsia="Times New Roman" w:cs="Times New Roman"/>
           <w:color w:val="1F3864"/>
-          <w:sz w:val="26"/>
+          <w:sz w:val="24"/>
         </w:rPr>
         <w:t>); HS dùng máy tính cầm tay (bạn cùng bàn đọc kết quả CALC, TABLE) để dự đoán giới hạn; ví dụ nhận dạng tiệm cận qua đồ thị được chuyển sang dạng cho sẵn giới hạn bằng lời; dùng que, dây thép uốn làm mô hình sờ (nếu có); nghỉ mắt 1 – 2 phút sau mỗi 15 – 20 phút.</w:t>
       </w:r>
@@ -13957,18 +13957,18 @@
       </w:pPr>
       <w:r>
         <w:rPr>
-          <w:rFonts w:ascii="Times New Roman" w:hAnsi="Times New Roman" w:eastAsia="Times New Roman"/>
+          <w:rFonts w:ascii="Times New Roman" w:hAnsi="Times New Roman" w:eastAsia="Times New Roman" w:cs="Times New Roman"/>
           <w:b/>
           <w:color w:val="1F3864"/>
-          <w:sz w:val="26"/>
+          <w:sz w:val="24"/>
         </w:rPr>
         <w:t>Điều chỉnh HSKT</w:t>
       </w:r>
       <w:r>
         <w:rPr>
-          <w:rFonts w:ascii="Times New Roman" w:hAnsi="Times New Roman" w:eastAsia="Times New Roman"/>
+          <w:rFonts w:ascii="Times New Roman" w:hAnsi="Times New Roman" w:eastAsia="Times New Roman" w:cs="Times New Roman"/>
           <w:color w:val="1F3864"/>
-          <w:sz w:val="26"/>
+          <w:sz w:val="24"/>
         </w:rPr>
         <w:t xml:space="preserve"> (Ma trận – dòng HĐ3): KT vận động: HS làm Mức 1 – Mức 2 của phiếu phân hoá trên phiếu in sẵn đề; Trạm kiểm chứng AI: nhóm lấy bàn HSKT làm bàn trung tâm, HS làm thư kí đối chiếu. GV chấm tại bàn, không gọi lên bảng. · KT nhìn: Bài tập phân hoá in chữ to, chỉ chọn câu cho bằng công thức (bỏ câu nhìn đồ thị, bảng biến thiên hoặc đọc bảng biến thiên bằng lời); kiểm tra vấn đáp tại chỗ; Trạm kiểm chứng AI: bạn đọc to lời giải AI, HS chỉ ra lỗi bằng lời.</w:t>
       </w:r>
@@ -15092,18 +15092,18 @@
       </w:pPr>
       <w:r>
         <w:rPr>
-          <w:rFonts w:ascii="Times New Roman" w:hAnsi="Times New Roman" w:eastAsia="Times New Roman"/>
+          <w:rFonts w:ascii="Times New Roman" w:hAnsi="Times New Roman" w:eastAsia="Times New Roman" w:cs="Times New Roman"/>
           <w:b/>
           <w:color w:val="1F3864"/>
-          <w:sz w:val="26"/>
+          <w:sz w:val="24"/>
         </w:rPr>
         <w:t>Điều chỉnh HSKT</w:t>
       </w:r>
       <w:r>
         <w:rPr>
-          <w:rFonts w:ascii="Times New Roman" w:hAnsi="Times New Roman" w:eastAsia="Times New Roman"/>
+          <w:rFonts w:ascii="Times New Roman" w:hAnsi="Times New Roman" w:eastAsia="Times New Roman" w:cs="Times New Roman"/>
           <w:color w:val="1F3864"/>
-          <w:sz w:val="26"/>
+          <w:sz w:val="24"/>
         </w:rPr>
         <w:t xml:space="preserve"> (Ma trận – dòng HĐ4): KT vận động: HS nhận phần việc tính toán, vẽ đồ thị GeoGebra trên điện thoại tại bàn; nộp sản phẩm qua Classroom/Padlet. · KT nhìn: HS phụ trách phần tính giới hạn, lập luận và trình bày miệng của nhóm; bạn mô tả đồ thị GeoGebra.</w:t>
       </w:r>
@@ -15303,18 +15303,18 @@
       </w:pPr>
       <w:r>
         <w:rPr>
-          <w:rFonts w:ascii="Times New Roman" w:hAnsi="Times New Roman" w:eastAsia="Times New Roman"/>
+          <w:rFonts w:ascii="Times New Roman" w:hAnsi="Times New Roman" w:eastAsia="Times New Roman" w:cs="Times New Roman"/>
           <w:b/>
           <w:color w:val="1F3864"/>
-          <w:sz w:val="26"/>
+          <w:sz w:val="24"/>
         </w:rPr>
         <w:t>Điều chỉnh HSKT</w:t>
       </w:r>
       <w:r>
         <w:rPr>
-          <w:rFonts w:ascii="Times New Roman" w:hAnsi="Times New Roman" w:eastAsia="Times New Roman"/>
+          <w:rFonts w:ascii="Times New Roman" w:hAnsi="Times New Roman" w:eastAsia="Times New Roman" w:cs="Times New Roman"/>
           <w:color w:val="1F3864"/>
-          <w:sz w:val="26"/>
+          <w:sz w:val="24"/>
         </w:rPr>
         <w:t xml:space="preserve"> (Ma trận – dòng Củng cố): KT vận động: HS làm trắc nghiệm tại chỗ trên điện thoại; cho thêm 3 – 5 phút hoặc hoàn thành ở nhà nếu mệt. · KT nhìn: HS phóng to bài trắc nghiệm trên điện thoại hoặc bạn cùng bàn đọc đề; cho thêm thời gian hoặc vấn đáp với GV.</w:t>
       </w:r>
@@ -15402,7 +15402,7 @@
       <w:r>
         <w:rPr>
           <w:i/>
-          <w:sz w:val="20"/>
+          <w:sz w:val="24"/>
         </w:rPr>
         <w:t>Sơ đồ tư duy – Đường tiệm cận (TTT biên soạn theo SGK)</w:t>
       </w:r>
@@ -15538,8 +15538,8 @@
                 <w:b/>
                 <w:bCs/>
                 <w:color w:val="1F9E92"/>
-                <w:sz w:val="28"/>
-                <w:szCs w:val="28"/>
+                <w:sz w:val="24"/>
+                <w:szCs w:val="24"/>
               </w:rPr>
               <w:t>BÀI TRẮC NGHIỆM CỦNG CỐ ONLINE – BÀI 3</w:t>
             </w:r>
@@ -21430,9 +21430,9 @@
       </w:pPr>
       <w:r>
         <w:rPr>
-          <w:rFonts w:ascii="Times New Roman" w:hAnsi="Times New Roman" w:eastAsia="Times New Roman"/>
+          <w:rFonts w:ascii="Times New Roman" w:hAnsi="Times New Roman" w:eastAsia="Times New Roman" w:cs="Times New Roman"/>
           <w:b/>
-          <w:sz w:val="26"/>
+          <w:sz w:val="24"/>
         </w:rPr>
         <w:t>Đánh giá đối với học sinh khuyết tật</w:t>
       </w:r>
@@ -21445,16 +21445,16 @@
       </w:pPr>
       <w:r>
         <w:rPr>
-          <w:rFonts w:ascii="Times New Roman" w:hAnsi="Times New Roman" w:eastAsia="Times New Roman"/>
-          <w:sz w:val="26"/>
+          <w:rFonts w:ascii="Times New Roman" w:hAnsi="Times New Roman" w:eastAsia="Times New Roman" w:cs="Times New Roman"/>
+          <w:sz w:val="24"/>
         </w:rPr>
         <w:t>-</w:t>
         <w:tab/>
       </w:r>
       <w:r>
         <w:rPr>
-          <w:rFonts w:ascii="Times New Roman" w:hAnsi="Times New Roman" w:eastAsia="Times New Roman"/>
-          <w:sz w:val="26"/>
+          <w:rFonts w:ascii="Times New Roman" w:hAnsi="Times New Roman" w:eastAsia="Times New Roman" w:cs="Times New Roman"/>
+          <w:sz w:val="24"/>
         </w:rPr>
         <w:t>Đánh giá theo yêu cầu cần đạt đã điều chỉnh (mục I.4), qua phiếu học tập tại bàn, vấn đáp, phần việc trong nhóm (Thông tư 22/2021/TT-BGDĐT).</w:t>
       </w:r>
@@ -21467,24 +21467,24 @@
       </w:pPr>
       <w:r>
         <w:rPr>
-          <w:rFonts w:ascii="Times New Roman" w:hAnsi="Times New Roman" w:eastAsia="Times New Roman"/>
-          <w:sz w:val="26"/>
+          <w:rFonts w:ascii="Times New Roman" w:hAnsi="Times New Roman" w:eastAsia="Times New Roman" w:cs="Times New Roman"/>
+          <w:sz w:val="24"/>
         </w:rPr>
         <w:t>-</w:t>
         <w:tab/>
       </w:r>
       <w:r>
         <w:rPr>
-          <w:rFonts w:ascii="Times New Roman" w:hAnsi="Times New Roman" w:eastAsia="Times New Roman"/>
+          <w:rFonts w:ascii="Times New Roman" w:hAnsi="Times New Roman" w:eastAsia="Times New Roman" w:cs="Times New Roman"/>
           <w:b/>
-          <w:sz w:val="26"/>
+          <w:sz w:val="24"/>
         </w:rPr>
         <w:t>Khuyết tật vận động (nặng):</w:t>
       </w:r>
       <w:r>
         <w:rPr>
-          <w:rFonts w:ascii="Times New Roman" w:hAnsi="Times New Roman" w:eastAsia="Times New Roman"/>
-          <w:sz w:val="26"/>
+          <w:rFonts w:ascii="Times New Roman" w:hAnsi="Times New Roman" w:eastAsia="Times New Roman" w:cs="Times New Roman"/>
+          <w:sz w:val="24"/>
         </w:rPr>
         <w:t xml:space="preserve"> Chấp nhận lời giải ngắn gọn, các bước bấm máy tính cầm tay ra kết quả đúng ở phép tính phức tạp; không đánh giá phần trình bày bảng. Kiểm tra định kì: +15 – 20 phút, phòng tầng 1.</w:t>
       </w:r>
@@ -21497,24 +21497,24 @@
       </w:pPr>
       <w:r>
         <w:rPr>
-          <w:rFonts w:ascii="Times New Roman" w:hAnsi="Times New Roman" w:eastAsia="Times New Roman"/>
-          <w:sz w:val="26"/>
+          <w:rFonts w:ascii="Times New Roman" w:hAnsi="Times New Roman" w:eastAsia="Times New Roman" w:cs="Times New Roman"/>
+          <w:sz w:val="24"/>
         </w:rPr>
         <w:t>-</w:t>
         <w:tab/>
       </w:r>
       <w:r>
         <w:rPr>
-          <w:rFonts w:ascii="Times New Roman" w:hAnsi="Times New Roman" w:eastAsia="Times New Roman"/>
+          <w:rFonts w:ascii="Times New Roman" w:hAnsi="Times New Roman" w:eastAsia="Times New Roman" w:cs="Times New Roman"/>
           <w:b/>
-          <w:sz w:val="26"/>
+          <w:sz w:val="24"/>
         </w:rPr>
         <w:t>Khuyết tật nhìn (nặng):</w:t>
       </w:r>
       <w:r>
         <w:rPr>
-          <w:rFonts w:ascii="Times New Roman" w:hAnsi="Times New Roman" w:eastAsia="Times New Roman"/>
-          <w:sz w:val="26"/>
+          <w:rFonts w:ascii="Times New Roman" w:hAnsi="Times New Roman" w:eastAsia="Times New Roman" w:cs="Times New Roman"/>
+          <w:sz w:val="24"/>
         </w:rPr>
         <w:t xml:space="preserve"> ưu tiên vấn đáp tại chỗ; phiếu và đề in chữ to 20 – 22pt, lược bỏ câu buộc phải nhìn đồ thị, hình vẽ (thay bằng câu đại số tương đương); HS khoanh trực tiếp trên đề (miễn tô phiếu trắc nghiệm ô nhỏ) hoặc có người đọc đề, ghi hộ đáp án; kiểm tra định kì cộng thêm 20 – 30 phút. Bài củng cố online: HS phóng to trên điện thoại hoặc bạn cùng bàn đọc đề, HS chọn đáp án; có thể làm vấn đáp với GV thay thế.</w:t>
       </w:r>
@@ -25023,9 +25023,9 @@
       </w:pPr>
       <w:r>
         <w:rPr>
-          <w:rFonts w:ascii="Times New Roman" w:hAnsi="Times New Roman" w:eastAsia="Times New Roman"/>
+          <w:rFonts w:ascii="Times New Roman" w:hAnsi="Times New Roman" w:eastAsia="Times New Roman" w:cs="Times New Roman"/>
           <w:b/>
-          <w:sz w:val="26"/>
+          <w:sz w:val="24"/>
         </w:rPr>
         <w:t>PHỤ LỤC: MA TRẬN ĐIỀU CHỈNH DẠY HỌC HOÀ NHẬP</w:t>
       </w:r>
@@ -25037,9 +25037,9 @@
       </w:pPr>
       <w:r>
         <w:rPr>
-          <w:rFonts w:ascii="Times New Roman" w:hAnsi="Times New Roman" w:eastAsia="Times New Roman"/>
+          <w:rFonts w:ascii="Times New Roman" w:hAnsi="Times New Roman" w:eastAsia="Times New Roman" w:cs="Times New Roman"/>
           <w:i/>
-          <w:sz w:val="26"/>
+          <w:sz w:val="24"/>
         </w:rPr>
         <w:t>(Chỉ ghi phần điều chỉnh RIÊNG của từng loại khuyết tật; phần dùng chung đã nằm trong "Thiết kế phổ quát" mục II.3. Khi có HS khuyết tật loại khác, bổ sung một cột.)</w:t>
       </w:r>
@@ -25078,9 +25078,9 @@
             </w:pPr>
             <w:r>
               <w:rPr>
-                <w:rFonts w:ascii="Times New Roman" w:hAnsi="Times New Roman" w:eastAsia="Times New Roman"/>
+                <w:rFonts w:ascii="Times New Roman" w:hAnsi="Times New Roman" w:eastAsia="Times New Roman" w:cs="Times New Roman"/>
                 <w:b/>
-                <w:sz w:val="22"/>
+                <w:sz w:val="24"/>
               </w:rPr>
               <w:t>Hoạt động</w:t>
             </w:r>
@@ -25099,9 +25099,9 @@
             </w:pPr>
             <w:r>
               <w:rPr>
-                <w:rFonts w:ascii="Times New Roman" w:hAnsi="Times New Roman" w:eastAsia="Times New Roman"/>
+                <w:rFonts w:ascii="Times New Roman" w:hAnsi="Times New Roman" w:eastAsia="Times New Roman" w:cs="Times New Roman"/>
                 <w:b/>
-                <w:sz w:val="22"/>
+                <w:sz w:val="24"/>
               </w:rPr>
               <w:t>Khuyết tật vận động (nặng)</w:t>
             </w:r>
@@ -25120,9 +25120,9 @@
             </w:pPr>
             <w:r>
               <w:rPr>
-                <w:rFonts w:ascii="Times New Roman" w:hAnsi="Times New Roman" w:eastAsia="Times New Roman"/>
+                <w:rFonts w:ascii="Times New Roman" w:hAnsi="Times New Roman" w:eastAsia="Times New Roman" w:cs="Times New Roman"/>
                 <w:b/>
-                <w:sz w:val="22"/>
+                <w:sz w:val="24"/>
               </w:rPr>
               <w:t>Khuyết tật nhìn (nặng)</w:t>
             </w:r>
@@ -25142,8 +25142,8 @@
             </w:pPr>
             <w:r>
               <w:rPr>
-                <w:rFonts w:ascii="Times New Roman" w:hAnsi="Times New Roman" w:eastAsia="Times New Roman"/>
-                <w:sz w:val="22"/>
+                <w:rFonts w:ascii="Times New Roman" w:hAnsi="Times New Roman" w:eastAsia="Times New Roman" w:cs="Times New Roman"/>
+                <w:sz w:val="24"/>
               </w:rPr>
               <w:t>HĐ1</w:t>
             </w:r>
@@ -25161,8 +25161,8 @@
             </w:pPr>
             <w:r>
               <w:rPr>
-                <w:rFonts w:ascii="Times New Roman" w:hAnsi="Times New Roman" w:eastAsia="Times New Roman"/>
-                <w:sz w:val="22"/>
+                <w:rFonts w:ascii="Times New Roman" w:hAnsi="Times New Roman" w:eastAsia="Times New Roman" w:cs="Times New Roman"/>
+                <w:sz w:val="24"/>
               </w:rPr>
               <w:t>HS nêu dự đoán tại chỗ; GV đưa tình huống in sẵn, không yêu cầu chép đề.</w:t>
             </w:r>
@@ -25180,8 +25180,8 @@
             </w:pPr>
             <w:r>
               <w:rPr>
-                <w:rFonts w:ascii="Times New Roman" w:hAnsi="Times New Roman" w:eastAsia="Times New Roman"/>
-                <w:sz w:val="22"/>
+                <w:rFonts w:ascii="Times New Roman" w:hAnsi="Times New Roman" w:eastAsia="Times New Roman" w:cs="Times New Roman"/>
+                <w:sz w:val="24"/>
               </w:rPr>
               <w:t>GV đọc to tình huống mở đầu, mô tả bằng lời hình dạng đồ thị ("đường cong càng ra xa càng sát đường thẳng ..."); HS nêu dự đoán miệng tại chỗ.</w:t>
             </w:r>
@@ -25201,8 +25201,8 @@
             </w:pPr>
             <w:r>
               <w:rPr>
-                <w:rFonts w:ascii="Times New Roman" w:hAnsi="Times New Roman" w:eastAsia="Times New Roman"/>
-                <w:sz w:val="22"/>
+                <w:rFonts w:ascii="Times New Roman" w:hAnsi="Times New Roman" w:eastAsia="Times New Roman" w:cs="Times New Roman"/>
+                <w:sz w:val="24"/>
               </w:rPr>
               <w:t>HĐ2</w:t>
             </w:r>
@@ -25220,8 +25220,8 @@
             </w:pPr>
             <w:r>
               <w:rPr>
-                <w:rFonts w:ascii="Times New Roman" w:hAnsi="Times New Roman" w:eastAsia="Times New Roman"/>
-                <w:sz w:val="22"/>
+                <w:rFonts w:ascii="Times New Roman" w:hAnsi="Times New Roman" w:eastAsia="Times New Roman" w:cs="Times New Roman"/>
+                <w:sz w:val="24"/>
               </w:rPr>
               <w:t>HS dùng phiếu in sẵn đề, chỉ ghi các bước chính; hướng dẫn HS dùng máy tính cầm tay tính giới hạn (CALC với x = 10⁶, x = x₀ ± 0,001) để rút ngắn lời giải, dành thời gian tựa lưng nghỉ; trả lời tại chỗ, GV chiếu vở qua điện thoại. Hoạt động kéo dài 3 tiết nên cho HS vươn vai tại chỗ 2 – 3 phút sau mỗi 20 phút.</w:t>
             </w:r>
@@ -25239,8 +25239,8 @@
             </w:pPr>
             <w:r>
               <w:rPr>
-                <w:rFonts w:ascii="Times New Roman" w:hAnsi="Times New Roman" w:eastAsia="Times New Roman"/>
-                <w:sz w:val="22"/>
+                <w:rFonts w:ascii="Times New Roman" w:hAnsi="Times New Roman" w:eastAsia="Times New Roman" w:cs="Times New Roman"/>
+                <w:sz w:val="24"/>
               </w:rPr>
               <w:t>Phiếu in chữ to (Arial 20 – 22pt) định nghĩa, HĐ, ví dụ; GV vừa viết vừa đọc to biểu thức, chiều giới hạn (</w:t>
             </w:r>
@@ -25251,8 +25251,8 @@
             </m:oMath>
             <w:r>
               <w:rPr>
-                <w:rFonts w:ascii="Times New Roman" w:hAnsi="Times New Roman" w:eastAsia="Times New Roman"/>
-                <w:sz w:val="22"/>
+                <w:rFonts w:ascii="Times New Roman" w:hAnsi="Times New Roman" w:eastAsia="Times New Roman" w:cs="Times New Roman"/>
+                <w:sz w:val="24"/>
               </w:rPr>
               <w:t xml:space="preserve">, </w:t>
             </w:r>
@@ -25280,8 +25280,8 @@
             </m:oMath>
             <w:r>
               <w:rPr>
-                <w:rFonts w:ascii="Times New Roman" w:hAnsi="Times New Roman" w:eastAsia="Times New Roman"/>
-                <w:sz w:val="22"/>
+                <w:rFonts w:ascii="Times New Roman" w:hAnsi="Times New Roman" w:eastAsia="Times New Roman" w:cs="Times New Roman"/>
+                <w:sz w:val="24"/>
               </w:rPr>
               <w:t>); HS dùng máy tính cầm tay (bạn cùng bàn đọc kết quả CALC, TABLE) để dự đoán giới hạn; ví dụ nhận dạng tiệm cận qua đồ thị được chuyển sang dạng cho sẵn giới hạn bằng lời; dùng que, dây thép uốn làm mô hình sờ (nếu có); nghỉ mắt 1 – 2 phút sau mỗi 15 – 20 phút.</w:t>
             </w:r>
@@ -25301,8 +25301,8 @@
             </w:pPr>
             <w:r>
               <w:rPr>
-                <w:rFonts w:ascii="Times New Roman" w:hAnsi="Times New Roman" w:eastAsia="Times New Roman"/>
-                <w:sz w:val="22"/>
+                <w:rFonts w:ascii="Times New Roman" w:hAnsi="Times New Roman" w:eastAsia="Times New Roman" w:cs="Times New Roman"/>
+                <w:sz w:val="24"/>
               </w:rPr>
               <w:t>HĐ3</w:t>
             </w:r>
@@ -25320,8 +25320,8 @@
             </w:pPr>
             <w:r>
               <w:rPr>
-                <w:rFonts w:ascii="Times New Roman" w:hAnsi="Times New Roman" w:eastAsia="Times New Roman"/>
-                <w:sz w:val="22"/>
+                <w:rFonts w:ascii="Times New Roman" w:hAnsi="Times New Roman" w:eastAsia="Times New Roman" w:cs="Times New Roman"/>
+                <w:sz w:val="24"/>
               </w:rPr>
               <w:t>HS làm Mức 1 – Mức 2 của phiếu phân hoá trên phiếu in sẵn đề; Trạm kiểm chứng AI: nhóm lấy bàn HSKT làm bàn trung tâm, HS làm thư kí đối chiếu. GV chấm tại bàn, không gọi lên bảng.</w:t>
             </w:r>
@@ -25339,8 +25339,8 @@
             </w:pPr>
             <w:r>
               <w:rPr>
-                <w:rFonts w:ascii="Times New Roman" w:hAnsi="Times New Roman" w:eastAsia="Times New Roman"/>
-                <w:sz w:val="22"/>
+                <w:rFonts w:ascii="Times New Roman" w:hAnsi="Times New Roman" w:eastAsia="Times New Roman" w:cs="Times New Roman"/>
+                <w:sz w:val="24"/>
               </w:rPr>
               <w:t>Bài tập phân hoá in chữ to, chỉ chọn câu cho bằng công thức (bỏ câu nhìn đồ thị, bảng biến thiên hoặc đọc bảng biến thiên bằng lời); kiểm tra vấn đáp tại chỗ; Trạm kiểm chứng AI: bạn đọc to lời giải AI, HS chỉ ra lỗi bằng lời.</w:t>
             </w:r>
@@ -25360,8 +25360,8 @@
             </w:pPr>
             <w:r>
               <w:rPr>
-                <w:rFonts w:ascii="Times New Roman" w:hAnsi="Times New Roman" w:eastAsia="Times New Roman"/>
-                <w:sz w:val="22"/>
+                <w:rFonts w:ascii="Times New Roman" w:hAnsi="Times New Roman" w:eastAsia="Times New Roman" w:cs="Times New Roman"/>
+                <w:sz w:val="24"/>
               </w:rPr>
               <w:t>HĐ4</w:t>
             </w:r>
@@ -25379,8 +25379,8 @@
             </w:pPr>
             <w:r>
               <w:rPr>
-                <w:rFonts w:ascii="Times New Roman" w:hAnsi="Times New Roman" w:eastAsia="Times New Roman"/>
-                <w:sz w:val="22"/>
+                <w:rFonts w:ascii="Times New Roman" w:hAnsi="Times New Roman" w:eastAsia="Times New Roman" w:cs="Times New Roman"/>
+                <w:sz w:val="24"/>
               </w:rPr>
               <w:t>HS nhận phần việc tính toán, vẽ đồ thị GeoGebra trên điện thoại tại bàn; nộp sản phẩm qua Classroom/Padlet.</w:t>
             </w:r>
@@ -25398,8 +25398,8 @@
             </w:pPr>
             <w:r>
               <w:rPr>
-                <w:rFonts w:ascii="Times New Roman" w:hAnsi="Times New Roman" w:eastAsia="Times New Roman"/>
-                <w:sz w:val="22"/>
+                <w:rFonts w:ascii="Times New Roman" w:hAnsi="Times New Roman" w:eastAsia="Times New Roman" w:cs="Times New Roman"/>
+                <w:sz w:val="24"/>
               </w:rPr>
               <w:t>HS phụ trách phần tính giới hạn, lập luận và trình bày miệng của nhóm; bạn mô tả đồ thị GeoGebra.</w:t>
             </w:r>
@@ -25419,8 +25419,8 @@
             </w:pPr>
             <w:r>
               <w:rPr>
-                <w:rFonts w:ascii="Times New Roman" w:hAnsi="Times New Roman" w:eastAsia="Times New Roman"/>
-                <w:sz w:val="22"/>
+                <w:rFonts w:ascii="Times New Roman" w:hAnsi="Times New Roman" w:eastAsia="Times New Roman" w:cs="Times New Roman"/>
+                <w:sz w:val="24"/>
               </w:rPr>
               <w:t>Củng cố</w:t>
             </w:r>
@@ -25438,8 +25438,8 @@
             </w:pPr>
             <w:r>
               <w:rPr>
-                <w:rFonts w:ascii="Times New Roman" w:hAnsi="Times New Roman" w:eastAsia="Times New Roman"/>
-                <w:sz w:val="22"/>
+                <w:rFonts w:ascii="Times New Roman" w:hAnsi="Times New Roman" w:eastAsia="Times New Roman" w:cs="Times New Roman"/>
+                <w:sz w:val="24"/>
               </w:rPr>
               <w:t>HS làm trắc nghiệm tại chỗ trên điện thoại; cho thêm 3 – 5 phút hoặc hoàn thành ở nhà nếu mệt.</w:t>
             </w:r>
@@ -25457,8 +25457,8 @@
             </w:pPr>
             <w:r>
               <w:rPr>
-                <w:rFonts w:ascii="Times New Roman" w:hAnsi="Times New Roman" w:eastAsia="Times New Roman"/>
-                <w:sz w:val="22"/>
+                <w:rFonts w:ascii="Times New Roman" w:hAnsi="Times New Roman" w:eastAsia="Times New Roman" w:cs="Times New Roman"/>
+                <w:sz w:val="24"/>
               </w:rPr>
               <w:t>HS phóng to bài trắc nghiệm trên điện thoại hoặc bạn cùng bàn đọc đề; cho thêm thời gian hoặc vấn đáp với GV.</w:t>
             </w:r>
@@ -25478,8 +25478,8 @@
             </w:pPr>
             <w:r>
               <w:rPr>
-                <w:rFonts w:ascii="Times New Roman" w:hAnsi="Times New Roman" w:eastAsia="Times New Roman"/>
-                <w:sz w:val="22"/>
+                <w:rFonts w:ascii="Times New Roman" w:hAnsi="Times New Roman" w:eastAsia="Times New Roman" w:cs="Times New Roman"/>
+                <w:sz w:val="24"/>
               </w:rPr>
               <w:t>Đánh giá</w:t>
             </w:r>
@@ -25497,8 +25497,8 @@
             </w:pPr>
             <w:r>
               <w:rPr>
-                <w:rFonts w:ascii="Times New Roman" w:hAnsi="Times New Roman" w:eastAsia="Times New Roman"/>
-                <w:sz w:val="22"/>
+                <w:rFonts w:ascii="Times New Roman" w:hAnsi="Times New Roman" w:eastAsia="Times New Roman" w:cs="Times New Roman"/>
+                <w:sz w:val="24"/>
               </w:rPr>
               <w:t>Chấp nhận lời giải ngắn gọn, các bước bấm máy tính cầm tay ra kết quả đúng ở phép tính phức tạp; không đánh giá phần trình bày bảng. Kiểm tra định kì: +15 – 20 phút, phòng tầng 1.</w:t>
             </w:r>
@@ -25516,8 +25516,8 @@
             </w:pPr>
             <w:r>
               <w:rPr>
-                <w:rFonts w:ascii="Times New Roman" w:hAnsi="Times New Roman" w:eastAsia="Times New Roman"/>
-                <w:sz w:val="22"/>
+                <w:rFonts w:ascii="Times New Roman" w:hAnsi="Times New Roman" w:eastAsia="Times New Roman" w:cs="Times New Roman"/>
+                <w:sz w:val="24"/>
               </w:rPr>
               <w:t>ưu tiên vấn đáp tại chỗ; phiếu và đề in chữ to 20 – 22pt, lược bỏ câu buộc phải nhìn đồ thị, hình vẽ (thay bằng câu đại số tương đương); HS khoanh trực tiếp trên đề (miễn tô phiếu trắc nghiệm ô nhỏ) hoặc có người đọc đề, ghi hộ đáp án; kiểm tra định kì cộng thêm 20 – 30 phút. Bài củng cố online: HS phóng to trên điện thoại hoặc bạn cùng bàn đọc đề, HS chọn đáp án; có thể làm vấn đáp với GV thay thế.</w:t>
             </w:r>
@@ -25577,8 +25577,8 @@
         <w:i/>
         <w:iCs/>
         <w:color w:val="404040"/>
-        <w:sz w:val="22"/>
-        <w:szCs w:val="22"/>
+        <w:sz w:val="24"/>
+        <w:szCs w:val="24"/>
       </w:rPr>
       <w:t>GV: TTT</w:t>
     </w:r>
@@ -25589,8 +25589,8 @@
         <w:i/>
         <w:iCs/>
         <w:color w:val="404040"/>
-        <w:sz w:val="22"/>
-        <w:szCs w:val="22"/>
+        <w:sz w:val="24"/>
+        <w:szCs w:val="24"/>
       </w:rPr>
       <w:tab/>
       <w:t xml:space="preserve">Trang </w:t>
@@ -25602,8 +25602,8 @@
         <w:i/>
         <w:iCs/>
         <w:color w:val="404040"/>
-        <w:sz w:val="22"/>
-        <w:szCs w:val="22"/>
+        <w:sz w:val="24"/>
+        <w:szCs w:val="24"/>
       </w:rPr>
       <w:fldChar w:fldCharType="begin"/>
     </w:r>
@@ -25614,8 +25614,8 @@
         <w:i/>
         <w:iCs/>
         <w:color w:val="404040"/>
-        <w:sz w:val="22"/>
-        <w:szCs w:val="22"/>
+        <w:sz w:val="24"/>
+        <w:szCs w:val="24"/>
       </w:rPr>
       <w:instrText xml:space="preserve"> PAGE </w:instrText>
     </w:r>
@@ -25626,8 +25626,8 @@
         <w:i/>
         <w:iCs/>
         <w:color w:val="404040"/>
-        <w:sz w:val="22"/>
-        <w:szCs w:val="22"/>
+        <w:sz w:val="24"/>
+        <w:szCs w:val="24"/>
       </w:rPr>
       <w:fldChar w:fldCharType="separate"/>
     </w:r>
@@ -25638,8 +25638,8 @@
         <w:i/>
         <w:iCs/>
         <w:color w:val="404040"/>
-        <w:sz w:val="22"/>
-        <w:szCs w:val="22"/>
+        <w:sz w:val="24"/>
+        <w:szCs w:val="24"/>
       </w:rPr>
       <w:t>1</w:t>
     </w:r>
@@ -25650,8 +25650,8 @@
         <w:i/>
         <w:iCs/>
         <w:color w:val="404040"/>
-        <w:sz w:val="22"/>
-        <w:szCs w:val="22"/>
+        <w:sz w:val="24"/>
+        <w:szCs w:val="24"/>
       </w:rPr>
       <w:fldChar w:fldCharType="end"/>
     </w:r>
@@ -25707,8 +25707,8 @@
         <w:i/>
         <w:iCs/>
         <w:color w:val="404040"/>
-        <w:sz w:val="22"/>
-        <w:szCs w:val="22"/>
+        <w:sz w:val="24"/>
+        <w:szCs w:val="24"/>
       </w:rPr>
       <w:t>KHBD-TOÁN12</w:t>
     </w:r>
@@ -25719,8 +25719,8 @@
         <w:i/>
         <w:iCs/>
         <w:color w:val="404040"/>
-        <w:sz w:val="22"/>
-        <w:szCs w:val="22"/>
+        <w:sz w:val="24"/>
+        <w:szCs w:val="24"/>
       </w:rPr>
       <w:tab/>
       <w:t>Năm học 2026-2027</w:t>
@@ -26015,10 +26015,10 @@
   <w:docDefaults>
     <w:rPrDefault>
       <w:rPr>
-        <w:rFonts w:ascii="Times New Roman" w:eastAsia="Times New Roman" w:hAnsi="Times New Roman" w:cs="Times New Roman"/>
-        <w:sz w:val="26"/>
-        <w:szCs w:val="26"/>
+        <w:rFonts w:ascii="Times New Roman" w:hAnsi="Times New Roman" w:eastAsia="Times New Roman" w:cs="Times New Roman"/>
         <w:lang w:val="en-GB" w:eastAsia="en-GB" w:bidi="ar-SA"/>
+        <w:sz w:val="24"/>
+        <w:szCs w:val="24"/>
       </w:rPr>
     </w:rPrDefault>
     <w:pPrDefault/>
@@ -26414,8 +26414,8 @@
     </w:pPr>
     <w:rPr>
       <w:color w:val="2E74B5"/>
-      <w:sz w:val="32"/>
-      <w:szCs w:val="32"/>
+      <w:sz w:val="24"/>
+      <w:szCs w:val="24"/>
     </w:rPr>
   </w:style>
   <w:style w:type="paragraph" w:styleId="Heading2">
@@ -26519,8 +26519,8 @@
     <w:uiPriority w:val="10"/>
     <w:qFormat/>
     <w:rPr>
-      <w:sz w:val="56"/>
-      <w:szCs w:val="56"/>
+      <w:sz w:val="24"/>
+      <w:szCs w:val="24"/>
     </w:rPr>
   </w:style>
   <w:style w:type="paragraph" w:customStyle="1" w:styleId="Strong1">
@@ -26560,8 +26560,8 @@
     <w:semiHidden/>
     <w:unhideWhenUsed/>
     <w:rPr>
-      <w:sz w:val="20"/>
-      <w:szCs w:val="20"/>
+      <w:sz w:val="24"/>
+      <w:szCs w:val="24"/>
     </w:rPr>
   </w:style>
   <w:style w:type="character" w:customStyle="1" w:styleId="FootnoteTextChar">
@@ -26571,8 +26571,8 @@
     <w:semiHidden/>
     <w:unhideWhenUsed/>
     <w:rPr>
-      <w:sz w:val="20"/>
-      <w:szCs w:val="20"/>
+      <w:sz w:val="24"/>
+      <w:szCs w:val="24"/>
     </w:rPr>
   </w:style>
   <w:style w:type="character" w:styleId="EndnoteReference">
@@ -26591,8 +26591,8 @@
     <w:semiHidden/>
     <w:unhideWhenUsed/>
     <w:rPr>
-      <w:sz w:val="20"/>
-      <w:szCs w:val="20"/>
+      <w:sz w:val="24"/>
+      <w:szCs w:val="24"/>
     </w:rPr>
   </w:style>
   <w:style w:type="character" w:customStyle="1" w:styleId="EndnoteTextChar">
@@ -26602,8 +26602,8 @@
     <w:semiHidden/>
     <w:unhideWhenUsed/>
     <w:rPr>
-      <w:sz w:val="20"/>
-      <w:szCs w:val="20"/>
+      <w:sz w:val="24"/>
+      <w:szCs w:val="24"/>
     </w:rPr>
   </w:style>
 </w:styles>
